--- a/なわとび運動による運動習慣づくり実施案.docx
+++ b/なわとび運動による運動習慣づくり実施案.docx
@@ -377,260 +377,273 @@
           <w:kern w:val="0"/>
           <w:sz w:val="22"/>
         </w:rPr>
-        <w:t xml:space="preserve">３．なわとびの運動効果</w:t>
-      </w:r>
-    </w:p>
-    <w:p>
-      <w:pPr>
-        <w:overflowPunct w:val="0"/>
-        <w:ind w:leftChars="300" w:left="660" w:hangingChars="300" w:hanging="660"/>
-        <w:textAlignment w:val="baseline"/>
-        <w:rPr>
-          <w:rFonts w:ascii="UD Digi Kyokasho NK-B" w:eastAsia="UD Digi Kyokasho NK-B" w:hAnsi="Times New Roman" w:cs="Times New Roman"/>
-          <w:color w:val="000000"/>
-          <w:spacing w:val="10"/>
-          <w:kern w:val="0"/>
-          <w:sz w:val="22"/>
-        </w:rPr>
-      </w:pPr>
-      <w:r>
-        <w:rPr>
-          <w:rFonts w:ascii="UD Digi Kyokasho NK-B" w:eastAsia="UD Digi Kyokasho NK-B" w:hAnsi="Times New Roman" w:cs="ＭＳ 明朝" w:hint="eastAsia"/>
-          <w:color w:val="000000"/>
-          <w:kern w:val="0"/>
-          <w:sz w:val="22"/>
-        </w:rPr>
-        <w:t xml:space="preserve">（１）心肺機能・持久力の向上</w:t>
-      </w:r>
-    </w:p>
-    <w:p>
-      <w:pPr>
-        <w:overflowPunct w:val="0"/>
-        <w:ind w:leftChars="300" w:left="660" w:hangingChars="0" w:hanging="0"/>
-        <w:textAlignment w:val="baseline"/>
-        <w:rPr>
-          <w:rFonts w:ascii="UD Digi Kyokasho NK-B" w:eastAsia="UD Digi Kyokasho NK-B" w:hAnsi="Times New Roman" w:cs="Times New Roman"/>
-          <w:color w:val="000000"/>
-          <w:spacing w:val="10"/>
-          <w:kern w:val="0"/>
-          <w:sz w:val="22"/>
-        </w:rPr>
-      </w:pPr>
-      <w:r>
-        <w:rPr>
-          <w:rFonts w:ascii="UD Digi Kyokasho NK-B" w:eastAsia="UD Digi Kyokasho NK-B" w:hAnsi="Times New Roman" w:cs="ＭＳ 明朝" w:hint="eastAsia"/>
-          <w:color w:val="000000"/>
-          <w:kern w:val="0"/>
-          <w:sz w:val="22"/>
-        </w:rPr>
-        <w:t xml:space="preserve">有酸素運動として全身持久力を高める。なわとびの運動効果を調べた複数の研究をまとめた分析では、安静時の心拍数、体格指数（ＢＭＩ）・体脂肪量、心肺機能などの改善が報告されている。</w:t>
-      </w:r>
-    </w:p>
-    <w:p>
-      <w:pPr>
-        <w:overflowPunct w:val="0"/>
-        <w:ind w:leftChars="300" w:left="660" w:hangingChars="300" w:hanging="660"/>
-        <w:textAlignment w:val="baseline"/>
-        <w:rPr>
-          <w:rFonts w:ascii="UD Digi Kyokasho NK-B" w:eastAsia="UD Digi Kyokasho NK-B" w:hAnsi="Times New Roman" w:cs="Times New Roman"/>
-          <w:color w:val="000000"/>
-          <w:spacing w:val="10"/>
-          <w:kern w:val="0"/>
-          <w:sz w:val="22"/>
-        </w:rPr>
-      </w:pPr>
-      <w:r>
-        <w:rPr>
-          <w:rFonts w:ascii="UD Digi Kyokasho NK-B" w:eastAsia="UD Digi Kyokasho NK-B" w:hAnsi="Times New Roman" w:cs="ＭＳ 明朝" w:hint="eastAsia"/>
-          <w:color w:val="000000"/>
-          <w:kern w:val="0"/>
-          <w:sz w:val="22"/>
-        </w:rPr>
-        <w:t xml:space="preserve">（２）骨の強化</w:t>
-      </w:r>
-    </w:p>
-    <w:p>
-      <w:pPr>
-        <w:overflowPunct w:val="0"/>
-        <w:ind w:leftChars="300" w:left="660" w:hangingChars="0" w:hanging="0"/>
-        <w:textAlignment w:val="baseline"/>
-        <w:rPr>
-          <w:rFonts w:ascii="UD Digi Kyokasho NK-B" w:eastAsia="UD Digi Kyokasho NK-B" w:hAnsi="Times New Roman" w:cs="Times New Roman"/>
-          <w:color w:val="000000"/>
-          <w:spacing w:val="10"/>
-          <w:kern w:val="0"/>
-          <w:sz w:val="22"/>
-        </w:rPr>
-      </w:pPr>
-      <w:r>
-        <w:rPr>
-          <w:rFonts w:ascii="UD Digi Kyokasho NK-B" w:eastAsia="UD Digi Kyokasho NK-B" w:hAnsi="Times New Roman" w:cs="ＭＳ 明朝" w:hint="eastAsia"/>
-          <w:color w:val="000000"/>
-          <w:kern w:val="0"/>
-          <w:sz w:val="22"/>
-        </w:rPr>
-        <w:t xml:space="preserve">跳ぶときの衝撃が骨への刺激となる。跳躍運動によって子どもの腰の骨や太ももの付け根の骨の量が増えるという報告があり、成長期は骨が運動の刺激に最もよく反応する時期とされている。</w:t>
-      </w:r>
-    </w:p>
-    <w:p>
-      <w:pPr>
-        <w:overflowPunct w:val="0"/>
-        <w:ind w:leftChars="300" w:left="660" w:hangingChars="300" w:hanging="660"/>
-        <w:textAlignment w:val="baseline"/>
-        <w:rPr>
-          <w:rFonts w:ascii="UD Digi Kyokasho NK-B" w:eastAsia="UD Digi Kyokasho NK-B" w:hAnsi="Times New Roman" w:cs="Times New Roman"/>
-          <w:color w:val="000000"/>
-          <w:spacing w:val="10"/>
-          <w:kern w:val="0"/>
-          <w:sz w:val="22"/>
-        </w:rPr>
-      </w:pPr>
-      <w:r>
-        <w:rPr>
-          <w:rFonts w:ascii="UD Digi Kyokasho NK-B" w:eastAsia="UD Digi Kyokasho NK-B" w:hAnsi="Times New Roman" w:cs="ＭＳ 明朝" w:hint="eastAsia"/>
-          <w:color w:val="000000"/>
-          <w:kern w:val="0"/>
-          <w:sz w:val="22"/>
-        </w:rPr>
-        <w:t xml:space="preserve">（３）調整力・リズム感の向上</w:t>
-      </w:r>
-    </w:p>
-    <w:p>
-      <w:pPr>
-        <w:overflowPunct w:val="0"/>
-        <w:ind w:leftChars="300" w:left="660" w:hangingChars="0" w:hanging="0"/>
-        <w:textAlignment w:val="baseline"/>
-        <w:rPr>
-          <w:rFonts w:ascii="UD Digi Kyokasho NK-B" w:eastAsia="UD Digi Kyokasho NK-B" w:hAnsi="Times New Roman" w:cs="Times New Roman"/>
-          <w:color w:val="000000"/>
-          <w:spacing w:val="10"/>
-          <w:kern w:val="0"/>
-          <w:sz w:val="22"/>
-        </w:rPr>
-      </w:pPr>
-      <w:r>
-        <w:rPr>
-          <w:rFonts w:ascii="UD Digi Kyokasho NK-B" w:eastAsia="UD Digi Kyokasho NK-B" w:hAnsi="Times New Roman" w:cs="ＭＳ 明朝" w:hint="eastAsia"/>
-          <w:color w:val="000000"/>
-          <w:kern w:val="0"/>
-          <w:sz w:val="22"/>
-        </w:rPr>
-        <w:t xml:space="preserve">なわの動きに合わせて跳ぶことで、タイミングを合わせる力や素早さ、体のバランスを保つ力が養われる。</w:t>
-      </w:r>
-    </w:p>
-    <w:p>
-      <w:pPr>
-        <w:overflowPunct w:val="0"/>
-        <w:ind w:leftChars="300" w:left="660" w:hangingChars="300" w:hanging="660"/>
-        <w:textAlignment w:val="baseline"/>
-        <w:rPr>
-          <w:rFonts w:ascii="UD Digi Kyokasho NK-B" w:eastAsia="UD Digi Kyokasho NK-B" w:hAnsi="Times New Roman" w:cs="Times New Roman"/>
-          <w:color w:val="000000"/>
-          <w:spacing w:val="10"/>
-          <w:kern w:val="0"/>
-          <w:sz w:val="22"/>
-        </w:rPr>
-      </w:pPr>
-      <w:r>
-        <w:rPr>
-          <w:rFonts w:ascii="UD Digi Kyokasho NK-B" w:eastAsia="UD Digi Kyokasho NK-B" w:hAnsi="Times New Roman" w:cs="ＭＳ 明朝" w:hint="eastAsia"/>
-          <w:color w:val="000000"/>
-          <w:kern w:val="0"/>
-          <w:sz w:val="22"/>
-        </w:rPr>
-        <w:t xml:space="preserve">（４）手軽に取り組める</w:t>
-      </w:r>
-    </w:p>
-    <w:p>
-      <w:pPr>
-        <w:overflowPunct w:val="0"/>
-        <w:ind w:leftChars="300" w:left="660" w:hangingChars="0" w:hanging="0"/>
-        <w:textAlignment w:val="baseline"/>
-        <w:rPr>
-          <w:rFonts w:ascii="UD Digi Kyokasho NK-B" w:eastAsia="UD Digi Kyokasho NK-B" w:hAnsi="Times New Roman" w:cs="Times New Roman"/>
-          <w:color w:val="000000"/>
-          <w:spacing w:val="10"/>
-          <w:kern w:val="0"/>
-          <w:sz w:val="22"/>
-        </w:rPr>
-      </w:pPr>
-      <w:r>
-        <w:rPr>
-          <w:rFonts w:ascii="UD Digi Kyokasho NK-B" w:eastAsia="UD Digi Kyokasho NK-B" w:hAnsi="Times New Roman" w:cs="ＭＳ 明朝" w:hint="eastAsia"/>
-          <w:color w:val="000000"/>
-          <w:kern w:val="0"/>
-          <w:sz w:val="22"/>
-        </w:rPr>
-        <w:t xml:space="preserve">短い時間、少ない人数、限られた場所でも実施でき、天候の影響も受けにくい。冬期の運動量の確保に適している。</w:t>
-      </w:r>
-    </w:p>
-    <w:p>
-      <w:pPr>
-        <w:overflowPunct w:val="0"/>
-        <w:ind w:leftChars="300" w:left="660" w:hangingChars="300" w:hanging="660"/>
-        <w:textAlignment w:val="baseline"/>
-        <w:rPr>
-          <w:rFonts w:ascii="UD Digi Kyokasho NK-B" w:eastAsia="UD Digi Kyokasho NK-B" w:hAnsi="Times New Roman" w:cs="Times New Roman"/>
-          <w:color w:val="000000"/>
-          <w:spacing w:val="10"/>
-          <w:kern w:val="0"/>
-          <w:sz w:val="22"/>
-        </w:rPr>
-      </w:pPr>
-      <w:r>
-        <w:rPr>
-          <w:rFonts w:ascii="UD Digi Kyokasho NK-B" w:eastAsia="UD Digi Kyokasho NK-B" w:hAnsi="Times New Roman" w:cs="ＭＳ 明朝" w:hint="eastAsia"/>
-          <w:color w:val="000000"/>
-          <w:kern w:val="0"/>
-          <w:sz w:val="22"/>
-        </w:rPr>
-        <w:t xml:space="preserve">（５）意欲・協調性の向上</w:t>
-      </w:r>
-    </w:p>
-    <w:p>
-      <w:pPr>
-        <w:overflowPunct w:val="0"/>
-        <w:ind w:leftChars="300" w:left="660" w:hangingChars="0" w:hanging="0"/>
-        <w:textAlignment w:val="baseline"/>
-        <w:rPr>
-          <w:rFonts w:ascii="UD Digi Kyokasho NK-B" w:eastAsia="UD Digi Kyokasho NK-B" w:hAnsi="Times New Roman" w:cs="Times New Roman"/>
-          <w:color w:val="000000"/>
-          <w:spacing w:val="10"/>
-          <w:kern w:val="0"/>
-          <w:sz w:val="22"/>
-        </w:rPr>
-      </w:pPr>
-      <w:r>
-        <w:rPr>
-          <w:rFonts w:ascii="UD Digi Kyokasho NK-B" w:eastAsia="UD Digi Kyokasho NK-B" w:hAnsi="Times New Roman" w:cs="ＭＳ 明朝" w:hint="eastAsia"/>
-          <w:color w:val="000000"/>
-          <w:kern w:val="0"/>
-          <w:sz w:val="22"/>
-        </w:rPr>
-        <w:t xml:space="preserve">記録の伸びが目に見えるため、意欲を持続しやすい。長なわ跳びでは、学級の友達と協力する態度や一体感が育まれる。</w:t>
-      </w:r>
-    </w:p>
-    <w:p>
-      <w:pPr>
-        <w:overflowPunct w:val="0"/>
-        <w:ind w:leftChars="200" w:left="440" w:hangingChars="200" w:hanging="440"/>
-        <w:textAlignment w:val="baseline"/>
-        <w:rPr>
-          <w:rFonts w:ascii="UD Digi Kyokasho NK-B" w:eastAsia="UD Digi Kyokasho NK-B" w:hAnsi="Times New Roman" w:cs="Times New Roman"/>
-          <w:color w:val="000000"/>
-          <w:spacing w:val="10"/>
-          <w:kern w:val="0"/>
-          <w:sz w:val="22"/>
-        </w:rPr>
-      </w:pPr>
-      <w:r>
-        <w:rPr>
-          <w:rFonts w:ascii="UD Digi Kyokasho NK-B" w:eastAsia="UD Digi Kyokasho NK-B" w:hAnsi="Times New Roman" w:cs="ＭＳ 明朝" w:hint="eastAsia"/>
-          <w:color w:val="000000"/>
-          <w:kern w:val="0"/>
-          <w:sz w:val="22"/>
-        </w:rPr>
-        <w:t xml:space="preserve">※　体型（肥満傾向）の改善については、通常の体育学習と比べて明確な差が見られなかった研究もある。なわとびを運動量を確保する手段として位置付け、継続して取り組むことが大切である。</w:t>
+        <w:t xml:space="preserve">３．日　程</w:t>
+      </w:r>
+    </w:p>
+    <w:p>
+      <w:pPr>
+        <w:tabs>
+          <w:tab w:val="left" w:pos="2420"/>
+        </w:tabs>
+        <w:overflowPunct w:val="0"/>
+        <w:ind w:leftChars="1100" w:left="2420" w:hangingChars="1000" w:hanging="2200"/>
+        <w:textAlignment w:val="baseline"/>
+        <w:rPr>
+          <w:rFonts w:ascii="UD Digi Kyokasho NK-B" w:eastAsia="UD Digi Kyokasho NK-B" w:hAnsi="Times New Roman" w:cs="Times New Roman"/>
+          <w:color w:val="000000"/>
+          <w:spacing w:val="10"/>
+          <w:kern w:val="0"/>
+          <w:sz w:val="22"/>
+        </w:rPr>
+      </w:pPr>
+      <w:r>
+        <w:rPr>
+          <w:rFonts w:ascii="UD Digi Kyokasho NK-B" w:eastAsia="UD Digi Kyokasho NK-B" w:hAnsi="Times New Roman" w:cs="ＭＳ 明朝" w:hint="eastAsia"/>
+          <w:color w:val="000000"/>
+          <w:kern w:val="0"/>
+          <w:sz w:val="22"/>
+        </w:rPr>
+        <w:t xml:space="preserve">　１１月～１２月</w:t>
+      </w:r>
+      <w:r>
+        <w:tab/>
+      </w:r>
+      <w:r>
+        <w:rPr>
+          <w:rFonts w:ascii="UD Digi Kyokasho NK-B" w:eastAsia="UD Digi Kyokasho NK-B" w:hAnsi="Times New Roman" w:cs="ＭＳ 明朝" w:hint="eastAsia"/>
+          <w:color w:val="000000"/>
+          <w:kern w:val="0"/>
+          <w:sz w:val="22"/>
+        </w:rPr>
+        <w:t xml:space="preserve">◇全校児童への周知</w:t>
+      </w:r>
+    </w:p>
+    <w:p>
+      <w:pPr>
+        <w:tabs>
+          <w:tab w:val="left" w:pos="2420"/>
+        </w:tabs>
+        <w:overflowPunct w:val="0"/>
+        <w:ind w:leftChars="1100" w:left="2420" w:hangingChars="1000" w:hanging="2200"/>
+        <w:textAlignment w:val="baseline"/>
+        <w:rPr>
+          <w:rFonts w:ascii="UD Digi Kyokasho NK-B" w:eastAsia="UD Digi Kyokasho NK-B" w:hAnsi="Times New Roman" w:cs="Times New Roman"/>
+          <w:color w:val="000000"/>
+          <w:spacing w:val="10"/>
+          <w:kern w:val="0"/>
+          <w:sz w:val="22"/>
+        </w:rPr>
+      </w:pPr>
+      <w:r>
+        <w:rPr>
+          <w:rFonts w:ascii="UD Digi Kyokasho NK-B" w:eastAsia="UD Digi Kyokasho NK-B" w:hAnsi="Times New Roman" w:cs="ＭＳ 明朝" w:hint="eastAsia"/>
+          <w:color w:val="000000"/>
+          <w:kern w:val="0"/>
+          <w:sz w:val="22"/>
+        </w:rPr>
+        <w:t xml:space="preserve">　</w:t>
+      </w:r>
+      <w:r>
+        <w:tab/>
+      </w:r>
+      <w:r>
+        <w:rPr>
+          <w:rFonts w:ascii="UD Digi Kyokasho NK-B" w:eastAsia="UD Digi Kyokasho NK-B" w:hAnsi="Times New Roman" w:cs="ＭＳ 明朝" w:hint="eastAsia"/>
+          <w:color w:val="000000"/>
+          <w:kern w:val="0"/>
+          <w:sz w:val="22"/>
+        </w:rPr>
+        <w:t xml:space="preserve">◇個人種目の取組・記録の報告（月に１度程度）</w:t>
+      </w:r>
+    </w:p>
+    <w:p>
+      <w:pPr>
+        <w:tabs>
+          <w:tab w:val="left" w:pos="2420"/>
+        </w:tabs>
+        <w:overflowPunct w:val="0"/>
+        <w:ind w:leftChars="1100" w:left="2420" w:hangingChars="1000" w:hanging="2200"/>
+        <w:textAlignment w:val="baseline"/>
+        <w:rPr>
+          <w:rFonts w:ascii="UD Digi Kyokasho NK-B" w:eastAsia="UD Digi Kyokasho NK-B" w:hAnsi="Times New Roman" w:cs="Times New Roman"/>
+          <w:color w:val="000000"/>
+          <w:spacing w:val="10"/>
+          <w:kern w:val="0"/>
+          <w:sz w:val="22"/>
+        </w:rPr>
+      </w:pPr>
+      <w:r>
+        <w:rPr>
+          <w:rFonts w:ascii="UD Digi Kyokasho NK-B" w:eastAsia="UD Digi Kyokasho NK-B" w:hAnsi="Times New Roman" w:cs="ＭＳ 明朝" w:hint="eastAsia"/>
+          <w:color w:val="000000"/>
+          <w:kern w:val="0"/>
+          <w:sz w:val="22"/>
+        </w:rPr>
+        <w:t xml:space="preserve">　</w:t>
+      </w:r>
+      <w:r>
+        <w:tab/>
+      </w:r>
+      <w:r>
+        <w:rPr>
+          <w:rFonts w:ascii="UD Digi Kyokasho NK-B" w:eastAsia="UD Digi Kyokasho NK-B" w:hAnsi="Times New Roman" w:cs="ＭＳ 明朝" w:hint="eastAsia"/>
+          <w:color w:val="000000"/>
+          <w:kern w:val="0"/>
+          <w:sz w:val="22"/>
+        </w:rPr>
+        <w:t xml:space="preserve">◇長なわ跳びは、各学年の計画で実施</w:t>
+      </w:r>
+    </w:p>
+    <w:p>
+      <w:pPr>
+        <w:tabs>
+          <w:tab w:val="left" w:pos="2420"/>
+        </w:tabs>
+        <w:overflowPunct w:val="0"/>
+        <w:ind w:leftChars="1100" w:left="2420" w:hangingChars="1000" w:hanging="2200"/>
+        <w:textAlignment w:val="baseline"/>
+        <w:rPr>
+          <w:rFonts w:ascii="UD Digi Kyokasho NK-B" w:eastAsia="UD Digi Kyokasho NK-B" w:hAnsi="Times New Roman" w:cs="Times New Roman"/>
+          <w:color w:val="000000"/>
+          <w:spacing w:val="10"/>
+          <w:kern w:val="0"/>
+          <w:sz w:val="22"/>
+        </w:rPr>
+      </w:pPr>
+      <w:r>
+        <w:rPr>
+          <w:rFonts w:ascii="UD Digi Kyokasho NK-B" w:eastAsia="UD Digi Kyokasho NK-B" w:hAnsi="Times New Roman" w:cs="ＭＳ 明朝" w:hint="eastAsia"/>
+          <w:color w:val="000000"/>
+          <w:kern w:val="0"/>
+          <w:sz w:val="22"/>
+        </w:rPr>
+        <w:t xml:space="preserve">　１月</w:t>
+      </w:r>
+      <w:r>
+        <w:tab/>
+      </w:r>
+      <w:r>
+        <w:rPr>
+          <w:rFonts w:ascii="UD Digi Kyokasho NK-B" w:eastAsia="UD Digi Kyokasho NK-B" w:hAnsi="Times New Roman" w:cs="ＭＳ 明朝" w:hint="eastAsia"/>
+          <w:color w:val="000000"/>
+          <w:kern w:val="0"/>
+          <w:sz w:val="22"/>
+        </w:rPr>
+        <w:t xml:space="preserve">◇全校で長なわ跳びに取り組む</w:t>
+      </w:r>
+    </w:p>
+    <w:p>
+      <w:pPr>
+        <w:tabs>
+          <w:tab w:val="left" w:pos="2420"/>
+        </w:tabs>
+        <w:overflowPunct w:val="0"/>
+        <w:ind w:leftChars="1100" w:left="2420" w:hangingChars="1000" w:hanging="2200"/>
+        <w:textAlignment w:val="baseline"/>
+        <w:rPr>
+          <w:rFonts w:ascii="UD Digi Kyokasho NK-B" w:eastAsia="UD Digi Kyokasho NK-B" w:hAnsi="Times New Roman" w:cs="Times New Roman"/>
+          <w:color w:val="000000"/>
+          <w:spacing w:val="10"/>
+          <w:kern w:val="0"/>
+          <w:sz w:val="22"/>
+        </w:rPr>
+      </w:pPr>
+      <w:r>
+        <w:rPr>
+          <w:rFonts w:ascii="UD Digi Kyokasho NK-B" w:eastAsia="UD Digi Kyokasho NK-B" w:hAnsi="Times New Roman" w:cs="ＭＳ 明朝" w:hint="eastAsia"/>
+          <w:color w:val="000000"/>
+          <w:kern w:val="0"/>
+          <w:sz w:val="22"/>
+        </w:rPr>
+        <w:t xml:space="preserve">　</w:t>
+      </w:r>
+      <w:r>
+        <w:tab/>
+      </w:r>
+      <w:r>
+        <w:rPr>
+          <w:rFonts w:ascii="UD Digi Kyokasho NK-B" w:eastAsia="UD Digi Kyokasho NK-B" w:hAnsi="Times New Roman" w:cs="ＭＳ 明朝" w:hint="eastAsia"/>
+          <w:color w:val="000000"/>
+          <w:kern w:val="0"/>
+          <w:sz w:val="22"/>
+        </w:rPr>
+        <w:t xml:space="preserve">◇なわとび記録会（１月　　日（　））・記録の入力</w:t>
+      </w:r>
+    </w:p>
+    <w:p>
+      <w:pPr>
+        <w:tabs>
+          <w:tab w:val="left" w:pos="2420"/>
+        </w:tabs>
+        <w:overflowPunct w:val="0"/>
+        <w:ind w:leftChars="1100" w:left="2420" w:hangingChars="1000" w:hanging="2200"/>
+        <w:textAlignment w:val="baseline"/>
+        <w:rPr>
+          <w:rFonts w:ascii="UD Digi Kyokasho NK-B" w:eastAsia="UD Digi Kyokasho NK-B" w:hAnsi="Times New Roman" w:cs="Times New Roman"/>
+          <w:color w:val="000000"/>
+          <w:spacing w:val="10"/>
+          <w:kern w:val="0"/>
+          <w:sz w:val="22"/>
+        </w:rPr>
+      </w:pPr>
+      <w:r>
+        <w:rPr>
+          <w:rFonts w:ascii="UD Digi Kyokasho NK-B" w:eastAsia="UD Digi Kyokasho NK-B" w:hAnsi="Times New Roman" w:cs="ＭＳ 明朝" w:hint="eastAsia"/>
+          <w:color w:val="000000"/>
+          <w:kern w:val="0"/>
+          <w:sz w:val="22"/>
+        </w:rPr>
+        <w:t xml:space="preserve">　１月２０日（水）～</w:t>
+      </w:r>
+      <w:r>
+        <w:tab/>
+      </w:r>
+      <w:r>
+        <w:rPr>
+          <w:rFonts w:ascii="UD Digi Kyokasho NK-B" w:eastAsia="UD Digi Kyokasho NK-B" w:hAnsi="Times New Roman" w:cs="ＭＳ 明朝" w:hint="eastAsia"/>
+          <w:color w:val="000000"/>
+          <w:kern w:val="0"/>
+          <w:sz w:val="22"/>
+        </w:rPr>
+        <w:t xml:space="preserve">◇Webサイトでの記録の閲覧停止（最終日の１週間前から）</w:t>
+      </w:r>
+    </w:p>
+    <w:p>
+      <w:pPr>
+        <w:tabs>
+          <w:tab w:val="left" w:pos="2420"/>
+        </w:tabs>
+        <w:overflowPunct w:val="0"/>
+        <w:ind w:leftChars="1100" w:left="2420" w:hangingChars="1000" w:hanging="2200"/>
+        <w:textAlignment w:val="baseline"/>
+        <w:rPr>
+          <w:rFonts w:ascii="UD Digi Kyokasho NK-B" w:eastAsia="UD Digi Kyokasho NK-B" w:hAnsi="Times New Roman" w:cs="Times New Roman"/>
+          <w:color w:val="000000"/>
+          <w:spacing w:val="10"/>
+          <w:kern w:val="0"/>
+          <w:sz w:val="22"/>
+        </w:rPr>
+      </w:pPr>
+      <w:r>
+        <w:rPr>
+          <w:rFonts w:ascii="UD Digi Kyokasho NK-B" w:eastAsia="UD Digi Kyokasho NK-B" w:hAnsi="Times New Roman" w:cs="ＭＳ 明朝" w:hint="eastAsia"/>
+          <w:color w:val="000000"/>
+          <w:kern w:val="0"/>
+          <w:sz w:val="22"/>
+        </w:rPr>
+        <w:t xml:space="preserve">　１月２７日（水）</w:t>
+      </w:r>
+      <w:r>
+        <w:tab/>
+      </w:r>
+      <w:r>
+        <w:rPr>
+          <w:rFonts w:ascii="UD Digi Kyokasho NK-B" w:eastAsia="UD Digi Kyokasho NK-B" w:hAnsi="Times New Roman" w:cs="ＭＳ 明朝" w:hint="eastAsia"/>
+          <w:color w:val="000000"/>
+          <w:kern w:val="0"/>
+          <w:sz w:val="22"/>
+        </w:rPr>
+        <w:t xml:space="preserve">◇コンテスト終了（記録登録の締切）</w:t>
       </w:r>
     </w:p>
     <w:p>
@@ -1923,296 +1936,76 @@
           <w:kern w:val="0"/>
           <w:sz w:val="22"/>
         </w:rPr>
-        <w:t xml:space="preserve">５．日　程</w:t>
-      </w:r>
-    </w:p>
-    <w:p>
-      <w:pPr>
-        <w:tabs>
-          <w:tab w:val="left" w:pos="2420"/>
-        </w:tabs>
-        <w:overflowPunct w:val="0"/>
-        <w:ind w:leftChars="1100" w:left="2420" w:hangingChars="1000" w:hanging="2200"/>
-        <w:textAlignment w:val="baseline"/>
-        <w:rPr>
-          <w:rFonts w:ascii="UD Digi Kyokasho NK-B" w:eastAsia="UD Digi Kyokasho NK-B" w:hAnsi="Times New Roman" w:cs="Times New Roman"/>
-          <w:color w:val="000000"/>
-          <w:spacing w:val="10"/>
-          <w:kern w:val="0"/>
-          <w:sz w:val="22"/>
-        </w:rPr>
-      </w:pPr>
-      <w:r>
-        <w:rPr>
-          <w:rFonts w:ascii="UD Digi Kyokasho NK-B" w:eastAsia="UD Digi Kyokasho NK-B" w:hAnsi="Times New Roman" w:cs="ＭＳ 明朝" w:hint="eastAsia"/>
-          <w:color w:val="000000"/>
-          <w:kern w:val="0"/>
-          <w:sz w:val="22"/>
-        </w:rPr>
-        <w:t xml:space="preserve">　１１月～１２月</w:t>
-      </w:r>
-      <w:r>
-        <w:tab/>
-      </w:r>
-      <w:r>
-        <w:rPr>
-          <w:rFonts w:ascii="UD Digi Kyokasho NK-B" w:eastAsia="UD Digi Kyokasho NK-B" w:hAnsi="Times New Roman" w:cs="ＭＳ 明朝" w:hint="eastAsia"/>
-          <w:color w:val="000000"/>
-          <w:kern w:val="0"/>
-          <w:sz w:val="22"/>
-        </w:rPr>
-        <w:t xml:space="preserve">◇全校児童への周知</w:t>
-      </w:r>
-    </w:p>
-    <w:p>
-      <w:pPr>
-        <w:tabs>
-          <w:tab w:val="left" w:pos="2420"/>
-        </w:tabs>
-        <w:overflowPunct w:val="0"/>
-        <w:ind w:leftChars="1100" w:left="2420" w:hangingChars="1000" w:hanging="2200"/>
-        <w:textAlignment w:val="baseline"/>
-        <w:rPr>
-          <w:rFonts w:ascii="UD Digi Kyokasho NK-B" w:eastAsia="UD Digi Kyokasho NK-B" w:hAnsi="Times New Roman" w:cs="Times New Roman"/>
-          <w:color w:val="000000"/>
-          <w:spacing w:val="10"/>
-          <w:kern w:val="0"/>
-          <w:sz w:val="22"/>
-        </w:rPr>
-      </w:pPr>
-      <w:r>
-        <w:rPr>
-          <w:rFonts w:ascii="UD Digi Kyokasho NK-B" w:eastAsia="UD Digi Kyokasho NK-B" w:hAnsi="Times New Roman" w:cs="ＭＳ 明朝" w:hint="eastAsia"/>
-          <w:color w:val="000000"/>
-          <w:kern w:val="0"/>
-          <w:sz w:val="22"/>
-        </w:rPr>
-        <w:t xml:space="preserve">　</w:t>
-      </w:r>
-      <w:r>
-        <w:tab/>
-      </w:r>
-      <w:r>
-        <w:rPr>
-          <w:rFonts w:ascii="UD Digi Kyokasho NK-B" w:eastAsia="UD Digi Kyokasho NK-B" w:hAnsi="Times New Roman" w:cs="ＭＳ 明朝" w:hint="eastAsia"/>
-          <w:color w:val="000000"/>
-          <w:kern w:val="0"/>
-          <w:sz w:val="22"/>
-        </w:rPr>
-        <w:t xml:space="preserve">◇個人種目の取組・記録の報告（月に１度程度）</w:t>
-      </w:r>
-    </w:p>
-    <w:p>
-      <w:pPr>
-        <w:tabs>
-          <w:tab w:val="left" w:pos="2420"/>
-        </w:tabs>
-        <w:overflowPunct w:val="0"/>
-        <w:ind w:leftChars="1100" w:left="2420" w:hangingChars="1000" w:hanging="2200"/>
-        <w:textAlignment w:val="baseline"/>
-        <w:rPr>
-          <w:rFonts w:ascii="UD Digi Kyokasho NK-B" w:eastAsia="UD Digi Kyokasho NK-B" w:hAnsi="Times New Roman" w:cs="Times New Roman"/>
-          <w:color w:val="000000"/>
-          <w:spacing w:val="10"/>
-          <w:kern w:val="0"/>
-          <w:sz w:val="22"/>
-        </w:rPr>
-      </w:pPr>
-      <w:r>
-        <w:rPr>
-          <w:rFonts w:ascii="UD Digi Kyokasho NK-B" w:eastAsia="UD Digi Kyokasho NK-B" w:hAnsi="Times New Roman" w:cs="ＭＳ 明朝" w:hint="eastAsia"/>
-          <w:color w:val="000000"/>
-          <w:kern w:val="0"/>
-          <w:sz w:val="22"/>
-        </w:rPr>
-        <w:t xml:space="preserve">　</w:t>
-      </w:r>
-      <w:r>
-        <w:tab/>
-      </w:r>
-      <w:r>
-        <w:rPr>
-          <w:rFonts w:ascii="UD Digi Kyokasho NK-B" w:eastAsia="UD Digi Kyokasho NK-B" w:hAnsi="Times New Roman" w:cs="ＭＳ 明朝" w:hint="eastAsia"/>
-          <w:color w:val="000000"/>
-          <w:kern w:val="0"/>
-          <w:sz w:val="22"/>
-        </w:rPr>
-        <w:t xml:space="preserve">◇長なわ跳びは、各学年の計画で実施</w:t>
-      </w:r>
-    </w:p>
-    <w:p>
-      <w:pPr>
-        <w:tabs>
-          <w:tab w:val="left" w:pos="2420"/>
-        </w:tabs>
-        <w:overflowPunct w:val="0"/>
-        <w:ind w:leftChars="1100" w:left="2420" w:hangingChars="1000" w:hanging="2200"/>
-        <w:textAlignment w:val="baseline"/>
-        <w:rPr>
-          <w:rFonts w:ascii="UD Digi Kyokasho NK-B" w:eastAsia="UD Digi Kyokasho NK-B" w:hAnsi="Times New Roman" w:cs="Times New Roman"/>
-          <w:color w:val="000000"/>
-          <w:spacing w:val="10"/>
-          <w:kern w:val="0"/>
-          <w:sz w:val="22"/>
-        </w:rPr>
-      </w:pPr>
-      <w:r>
-        <w:rPr>
-          <w:rFonts w:ascii="UD Digi Kyokasho NK-B" w:eastAsia="UD Digi Kyokasho NK-B" w:hAnsi="Times New Roman" w:cs="ＭＳ 明朝" w:hint="eastAsia"/>
-          <w:color w:val="000000"/>
-          <w:kern w:val="0"/>
-          <w:sz w:val="22"/>
-        </w:rPr>
-        <w:t xml:space="preserve">　１月</w:t>
-      </w:r>
-      <w:r>
-        <w:tab/>
-      </w:r>
-      <w:r>
-        <w:rPr>
-          <w:rFonts w:ascii="UD Digi Kyokasho NK-B" w:eastAsia="UD Digi Kyokasho NK-B" w:hAnsi="Times New Roman" w:cs="ＭＳ 明朝" w:hint="eastAsia"/>
-          <w:color w:val="000000"/>
-          <w:kern w:val="0"/>
-          <w:sz w:val="22"/>
-        </w:rPr>
-        <w:t xml:space="preserve">◇全校で長なわ跳びに取り組む</w:t>
-      </w:r>
-    </w:p>
-    <w:p>
-      <w:pPr>
-        <w:tabs>
-          <w:tab w:val="left" w:pos="2420"/>
-        </w:tabs>
-        <w:overflowPunct w:val="0"/>
-        <w:ind w:leftChars="1100" w:left="2420" w:hangingChars="1000" w:hanging="2200"/>
-        <w:textAlignment w:val="baseline"/>
-        <w:rPr>
-          <w:rFonts w:ascii="UD Digi Kyokasho NK-B" w:eastAsia="UD Digi Kyokasho NK-B" w:hAnsi="Times New Roman" w:cs="Times New Roman"/>
-          <w:color w:val="000000"/>
-          <w:spacing w:val="10"/>
-          <w:kern w:val="0"/>
-          <w:sz w:val="22"/>
-        </w:rPr>
-      </w:pPr>
-      <w:r>
-        <w:rPr>
-          <w:rFonts w:ascii="UD Digi Kyokasho NK-B" w:eastAsia="UD Digi Kyokasho NK-B" w:hAnsi="Times New Roman" w:cs="ＭＳ 明朝" w:hint="eastAsia"/>
-          <w:color w:val="000000"/>
-          <w:kern w:val="0"/>
-          <w:sz w:val="22"/>
-        </w:rPr>
-        <w:t xml:space="preserve">　</w:t>
-      </w:r>
-      <w:r>
-        <w:tab/>
-      </w:r>
-      <w:r>
-        <w:rPr>
-          <w:rFonts w:ascii="UD Digi Kyokasho NK-B" w:eastAsia="UD Digi Kyokasho NK-B" w:hAnsi="Times New Roman" w:cs="ＭＳ 明朝" w:hint="eastAsia"/>
-          <w:color w:val="000000"/>
-          <w:kern w:val="0"/>
-          <w:sz w:val="22"/>
-        </w:rPr>
-        <w:t xml:space="preserve">◇なわとび記録会（１月　　日（　））・記録の入力</w:t>
-      </w:r>
-    </w:p>
-    <w:p>
-      <w:pPr>
-        <w:tabs>
-          <w:tab w:val="left" w:pos="2420"/>
-        </w:tabs>
-        <w:overflowPunct w:val="0"/>
-        <w:ind w:leftChars="1100" w:left="2420" w:hangingChars="1000" w:hanging="2200"/>
-        <w:textAlignment w:val="baseline"/>
-        <w:rPr>
-          <w:rFonts w:ascii="UD Digi Kyokasho NK-B" w:eastAsia="UD Digi Kyokasho NK-B" w:hAnsi="Times New Roman" w:cs="Times New Roman"/>
-          <w:color w:val="000000"/>
-          <w:spacing w:val="10"/>
-          <w:kern w:val="0"/>
-          <w:sz w:val="22"/>
-        </w:rPr>
-      </w:pPr>
-      <w:r>
-        <w:rPr>
-          <w:rFonts w:ascii="UD Digi Kyokasho NK-B" w:eastAsia="UD Digi Kyokasho NK-B" w:hAnsi="Times New Roman" w:cs="ＭＳ 明朝" w:hint="eastAsia"/>
-          <w:color w:val="000000"/>
-          <w:kern w:val="0"/>
-          <w:sz w:val="22"/>
-        </w:rPr>
-        <w:t xml:space="preserve">　１月２０日（水）～</w:t>
-      </w:r>
-      <w:r>
-        <w:tab/>
-      </w:r>
-      <w:r>
-        <w:rPr>
-          <w:rFonts w:ascii="UD Digi Kyokasho NK-B" w:eastAsia="UD Digi Kyokasho NK-B" w:hAnsi="Times New Roman" w:cs="ＭＳ 明朝" w:hint="eastAsia"/>
-          <w:color w:val="000000"/>
-          <w:kern w:val="0"/>
-          <w:sz w:val="22"/>
-        </w:rPr>
-        <w:t xml:space="preserve">◇Webサイトでの記録の閲覧停止（最終日の１週間前から）</w:t>
-      </w:r>
-    </w:p>
-    <w:p>
-      <w:pPr>
-        <w:tabs>
-          <w:tab w:val="left" w:pos="2420"/>
-        </w:tabs>
-        <w:overflowPunct w:val="0"/>
-        <w:ind w:leftChars="1100" w:left="2420" w:hangingChars="1000" w:hanging="2200"/>
-        <w:textAlignment w:val="baseline"/>
-        <w:rPr>
-          <w:rFonts w:ascii="UD Digi Kyokasho NK-B" w:eastAsia="UD Digi Kyokasho NK-B" w:hAnsi="Times New Roman" w:cs="Times New Roman"/>
-          <w:color w:val="000000"/>
-          <w:spacing w:val="10"/>
-          <w:kern w:val="0"/>
-          <w:sz w:val="22"/>
-        </w:rPr>
-      </w:pPr>
-      <w:r>
-        <w:rPr>
-          <w:rFonts w:ascii="UD Digi Kyokasho NK-B" w:eastAsia="UD Digi Kyokasho NK-B" w:hAnsi="Times New Roman" w:cs="ＭＳ 明朝" w:hint="eastAsia"/>
-          <w:color w:val="000000"/>
-          <w:kern w:val="0"/>
-          <w:sz w:val="22"/>
-        </w:rPr>
-        <w:t xml:space="preserve">　１月２７日（水）</w:t>
-      </w:r>
-      <w:r>
-        <w:tab/>
-      </w:r>
-      <w:r>
-        <w:rPr>
-          <w:rFonts w:ascii="UD Digi Kyokasho NK-B" w:eastAsia="UD Digi Kyokasho NK-B" w:hAnsi="Times New Roman" w:cs="ＭＳ 明朝" w:hint="eastAsia"/>
-          <w:color w:val="000000"/>
-          <w:kern w:val="0"/>
-          <w:sz w:val="22"/>
-        </w:rPr>
-        <w:t xml:space="preserve">◇コンテスト終了（記録登録の締切）</w:t>
-      </w:r>
-    </w:p>
-    <w:p>
-      <w:pPr>
-        <w:overflowPunct w:val="0"/>
-        <w:ind w:leftChars="200" w:left="440" w:hangingChars="200" w:hanging="440"/>
-        <w:textAlignment w:val="baseline"/>
-        <w:rPr>
-          <w:rFonts w:ascii="UD Digi Kyokasho NK-B" w:eastAsia="UD Digi Kyokasho NK-B" w:hAnsi="Times New Roman" w:cs="Times New Roman"/>
-          <w:color w:val="000000"/>
-          <w:spacing w:val="10"/>
-          <w:kern w:val="0"/>
-          <w:sz w:val="22"/>
-        </w:rPr>
-      </w:pPr>
-      <w:r>
-        <w:rPr>
-          <w:rFonts w:ascii="UD Digi Kyokasho NK-B" w:eastAsia="UD Digi Kyokasho NK-B" w:hAnsi="Times New Roman" w:cs="ＭＳ 明朝" w:hint="eastAsia"/>
-          <w:color w:val="000000"/>
-          <w:kern w:val="0"/>
-          <w:sz w:val="22"/>
-        </w:rPr>
-        <w:t xml:space="preserve">※　なわとび記録会は、記録の入力に間に合うよう、１月２７日（水）より前に設定する。</w:t>
+        <w:t xml:space="preserve">５．記録の登録</w:t>
+      </w:r>
+    </w:p>
+    <w:p>
+      <w:pPr>
+        <w:overflowPunct w:val="0"/>
+        <w:ind w:leftChars="300" w:left="660" w:hangingChars="200" w:hanging="440"/>
+        <w:textAlignment w:val="baseline"/>
+        <w:rPr>
+          <w:rFonts w:ascii="UD Digi Kyokasho NK-B" w:eastAsia="UD Digi Kyokasho NK-B" w:hAnsi="Times New Roman" w:cs="Times New Roman"/>
+          <w:color w:val="000000"/>
+          <w:spacing w:val="10"/>
+          <w:kern w:val="0"/>
+          <w:sz w:val="22"/>
+        </w:rPr>
+      </w:pPr>
+      <w:r>
+        <w:rPr>
+          <w:rFonts w:ascii="UD Digi Kyokasho NK-B" w:eastAsia="UD Digi Kyokasho NK-B" w:hAnsi="Times New Roman" w:cs="ＭＳ 明朝" w:hint="eastAsia"/>
+          <w:color w:val="000000"/>
+          <w:kern w:val="0"/>
+          <w:sz w:val="22"/>
+        </w:rPr>
+        <w:t xml:space="preserve">　○　「Webサイトなわとびコンテスト（学校管理者用）」に、県教育委員会から示された学校ＩＤとパスワードでログインして登録する。</w:t>
+      </w:r>
+    </w:p>
+    <w:p>
+      <w:pPr>
+        <w:overflowPunct w:val="0"/>
+        <w:ind w:leftChars="300" w:left="660" w:hangingChars="200" w:hanging="440"/>
+        <w:textAlignment w:val="baseline"/>
+        <w:rPr>
+          <w:rFonts w:ascii="UD Digi Kyokasho NK-B" w:eastAsia="UD Digi Kyokasho NK-B" w:hAnsi="Times New Roman" w:cs="Times New Roman"/>
+          <w:color w:val="000000"/>
+          <w:spacing w:val="10"/>
+          <w:kern w:val="0"/>
+          <w:sz w:val="22"/>
+        </w:rPr>
+      </w:pPr>
+      <w:r>
+        <w:rPr>
+          <w:rFonts w:ascii="UD Digi Kyokasho NK-B" w:eastAsia="UD Digi Kyokasho NK-B" w:hAnsi="Times New Roman" w:cs="ＭＳ 明朝" w:hint="eastAsia"/>
+          <w:color w:val="000000"/>
+          <w:kern w:val="0"/>
+          <w:sz w:val="22"/>
+        </w:rPr>
+        <w:t xml:space="preserve">　○　長なわ跳び・短なわ跳びとも、教師が立ち会って確認し、担任が登録する。</w:t>
+      </w:r>
+    </w:p>
+    <w:p>
+      <w:pPr>
+        <w:overflowPunct w:val="0"/>
+        <w:ind w:leftChars="300" w:left="660" w:hangingChars="200" w:hanging="440"/>
+        <w:textAlignment w:val="baseline"/>
+        <w:rPr>
+          <w:rFonts w:ascii="UD Digi Kyokasho NK-B" w:eastAsia="UD Digi Kyokasho NK-B" w:hAnsi="Times New Roman" w:cs="Times New Roman"/>
+          <w:color w:val="000000"/>
+          <w:spacing w:val="10"/>
+          <w:kern w:val="0"/>
+          <w:sz w:val="22"/>
+        </w:rPr>
+      </w:pPr>
+      <w:r>
+        <w:rPr>
+          <w:rFonts w:ascii="UD Digi Kyokasho NK-B" w:eastAsia="UD Digi Kyokasho NK-B" w:hAnsi="Times New Roman" w:cs="ＭＳ 明朝" w:hint="eastAsia"/>
+          <w:color w:val="000000"/>
+          <w:kern w:val="0"/>
+          <w:sz w:val="22"/>
+        </w:rPr>
+        <w:t xml:space="preserve">　○　個人記録は、実名またはニックネームで登録する。実名で登録する場合は、保護者の承諾を書面で得る。</w:t>
       </w:r>
     </w:p>
     <w:p>
@@ -2249,7 +2042,7 @@
           <w:kern w:val="0"/>
           <w:sz w:val="22"/>
         </w:rPr>
-        <w:t xml:space="preserve">６．記録の登録</w:t>
+        <w:t xml:space="preserve">６．留意事項</w:t>
       </w:r>
     </w:p>
     <w:p>
@@ -2272,7 +2065,7 @@
           <w:kern w:val="0"/>
           <w:sz w:val="22"/>
         </w:rPr>
-        <w:t xml:space="preserve">　○　「Webサイトなわとびコンテスト（学校管理者用）」に、県教育委員会から示された学校ＩＤとパスワードでログインして登録する。</w:t>
+        <w:t xml:space="preserve">　○　活動前に健康観察を行い、なわや場所の点検をして、安全に配慮する。</w:t>
       </w:r>
     </w:p>
     <w:p>
@@ -2295,7 +2088,7 @@
           <w:kern w:val="0"/>
           <w:sz w:val="22"/>
         </w:rPr>
-        <w:t xml:space="preserve">　○　長なわ跳び・短なわ跳びとも、教師が立ち会って確認し、担任が登録する。</w:t>
+        <w:t xml:space="preserve">　○　跳ぶ人どうしの間隔を十分にとる。長なわ跳びでは、待つ位置や抜ける方向を決めておく。</w:t>
       </w:r>
     </w:p>
     <w:p>
@@ -2318,7 +2111,7 @@
           <w:kern w:val="0"/>
           <w:sz w:val="22"/>
         </w:rPr>
-        <w:t xml:space="preserve">　○　個人記録は、実名またはニックネームで登録する。実名で登録する場合は、保護者の承諾を書面で得る。</w:t>
+        <w:t xml:space="preserve">　○　記録の伸びだけでなく、続けて取り組んだことや友達と協力したことを称賛する。</w:t>
       </w:r>
     </w:p>
     <w:p>
@@ -2355,76 +2148,260 @@
           <w:kern w:val="0"/>
           <w:sz w:val="22"/>
         </w:rPr>
-        <w:t xml:space="preserve">７．留意事項</w:t>
-      </w:r>
-    </w:p>
-    <w:p>
-      <w:pPr>
-        <w:overflowPunct w:val="0"/>
-        <w:ind w:leftChars="300" w:left="660" w:hangingChars="200" w:hanging="440"/>
-        <w:textAlignment w:val="baseline"/>
-        <w:rPr>
-          <w:rFonts w:ascii="UD Digi Kyokasho NK-B" w:eastAsia="UD Digi Kyokasho NK-B" w:hAnsi="Times New Roman" w:cs="Times New Roman"/>
-          <w:color w:val="000000"/>
-          <w:spacing w:val="10"/>
-          <w:kern w:val="0"/>
-          <w:sz w:val="22"/>
-        </w:rPr>
-      </w:pPr>
-      <w:r>
-        <w:rPr>
-          <w:rFonts w:ascii="UD Digi Kyokasho NK-B" w:eastAsia="UD Digi Kyokasho NK-B" w:hAnsi="Times New Roman" w:cs="ＭＳ 明朝" w:hint="eastAsia"/>
-          <w:color w:val="000000"/>
-          <w:kern w:val="0"/>
-          <w:sz w:val="22"/>
-        </w:rPr>
-        <w:t xml:space="preserve">　○　活動前に健康観察を行い、なわや場所の点検をして、安全に配慮する。</w:t>
-      </w:r>
-    </w:p>
-    <w:p>
-      <w:pPr>
-        <w:overflowPunct w:val="0"/>
-        <w:ind w:leftChars="300" w:left="660" w:hangingChars="200" w:hanging="440"/>
-        <w:textAlignment w:val="baseline"/>
-        <w:rPr>
-          <w:rFonts w:ascii="UD Digi Kyokasho NK-B" w:eastAsia="UD Digi Kyokasho NK-B" w:hAnsi="Times New Roman" w:cs="Times New Roman"/>
-          <w:color w:val="000000"/>
-          <w:spacing w:val="10"/>
-          <w:kern w:val="0"/>
-          <w:sz w:val="22"/>
-        </w:rPr>
-      </w:pPr>
-      <w:r>
-        <w:rPr>
-          <w:rFonts w:ascii="UD Digi Kyokasho NK-B" w:eastAsia="UD Digi Kyokasho NK-B" w:hAnsi="Times New Roman" w:cs="ＭＳ 明朝" w:hint="eastAsia"/>
-          <w:color w:val="000000"/>
-          <w:kern w:val="0"/>
-          <w:sz w:val="22"/>
-        </w:rPr>
-        <w:t xml:space="preserve">　○　跳ぶ人どうしの間隔を十分にとる。長なわ跳びでは、待つ位置や抜ける方向を決めておく。</w:t>
-      </w:r>
-    </w:p>
-    <w:p>
-      <w:pPr>
-        <w:overflowPunct w:val="0"/>
-        <w:ind w:leftChars="300" w:left="660" w:hangingChars="200" w:hanging="440"/>
-        <w:textAlignment w:val="baseline"/>
-        <w:rPr>
-          <w:rFonts w:ascii="UD Digi Kyokasho NK-B" w:eastAsia="UD Digi Kyokasho NK-B" w:hAnsi="Times New Roman" w:cs="Times New Roman"/>
-          <w:color w:val="000000"/>
-          <w:spacing w:val="10"/>
-          <w:kern w:val="0"/>
-          <w:sz w:val="22"/>
-        </w:rPr>
-      </w:pPr>
-      <w:r>
-        <w:rPr>
-          <w:rFonts w:ascii="UD Digi Kyokasho NK-B" w:eastAsia="UD Digi Kyokasho NK-B" w:hAnsi="Times New Roman" w:cs="ＭＳ 明朝" w:hint="eastAsia"/>
-          <w:color w:val="000000"/>
-          <w:kern w:val="0"/>
-          <w:sz w:val="22"/>
-        </w:rPr>
-        <w:t xml:space="preserve">　○　記録の伸びだけでなく、続けて取り組んだことや友達と協力したことを称賛する。</w:t>
+        <w:t xml:space="preserve">７．なわとびの運動効果</w:t>
+      </w:r>
+    </w:p>
+    <w:p>
+      <w:pPr>
+        <w:overflowPunct w:val="0"/>
+        <w:ind w:leftChars="300" w:left="660" w:hangingChars="300" w:hanging="660"/>
+        <w:textAlignment w:val="baseline"/>
+        <w:rPr>
+          <w:rFonts w:ascii="UD Digi Kyokasho NK-B" w:eastAsia="UD Digi Kyokasho NK-B" w:hAnsi="Times New Roman" w:cs="Times New Roman"/>
+          <w:color w:val="000000"/>
+          <w:spacing w:val="10"/>
+          <w:kern w:val="0"/>
+          <w:sz w:val="22"/>
+        </w:rPr>
+      </w:pPr>
+      <w:r>
+        <w:rPr>
+          <w:rFonts w:ascii="UD Digi Kyokasho NK-B" w:eastAsia="UD Digi Kyokasho NK-B" w:hAnsi="Times New Roman" w:cs="ＭＳ 明朝" w:hint="eastAsia"/>
+          <w:color w:val="000000"/>
+          <w:kern w:val="0"/>
+          <w:sz w:val="22"/>
+        </w:rPr>
+        <w:t xml:space="preserve">（１）心肺機能・持久力の向上</w:t>
+      </w:r>
+    </w:p>
+    <w:p>
+      <w:pPr>
+        <w:overflowPunct w:val="0"/>
+        <w:ind w:leftChars="300" w:left="660" w:hangingChars="0" w:hanging="0"/>
+        <w:textAlignment w:val="baseline"/>
+        <w:rPr>
+          <w:rFonts w:ascii="UD Digi Kyokasho NK-B" w:eastAsia="UD Digi Kyokasho NK-B" w:hAnsi="Times New Roman" w:cs="Times New Roman"/>
+          <w:color w:val="000000"/>
+          <w:spacing w:val="10"/>
+          <w:kern w:val="0"/>
+          <w:sz w:val="22"/>
+        </w:rPr>
+      </w:pPr>
+      <w:r>
+        <w:rPr>
+          <w:rFonts w:ascii="UD Digi Kyokasho NK-B" w:eastAsia="UD Digi Kyokasho NK-B" w:hAnsi="Times New Roman" w:cs="ＭＳ 明朝" w:hint="eastAsia"/>
+          <w:color w:val="000000"/>
+          <w:kern w:val="0"/>
+          <w:sz w:val="22"/>
+        </w:rPr>
+        <w:t xml:space="preserve">有酸素運動として全身持久力を高める。なわとびの運動効果を調べた複数の研究をまとめた分析では、安静時の心拍数、体格指数（ＢＭＩ）・体脂肪量、心肺機能などの改善が報告されている。</w:t>
+      </w:r>
+    </w:p>
+    <w:p>
+      <w:pPr>
+        <w:overflowPunct w:val="0"/>
+        <w:ind w:leftChars="300" w:left="660" w:hangingChars="300" w:hanging="660"/>
+        <w:textAlignment w:val="baseline"/>
+        <w:rPr>
+          <w:rFonts w:ascii="UD Digi Kyokasho NK-B" w:eastAsia="UD Digi Kyokasho NK-B" w:hAnsi="Times New Roman" w:cs="Times New Roman"/>
+          <w:color w:val="000000"/>
+          <w:spacing w:val="10"/>
+          <w:kern w:val="0"/>
+          <w:sz w:val="22"/>
+        </w:rPr>
+      </w:pPr>
+      <w:r>
+        <w:rPr>
+          <w:rFonts w:ascii="UD Digi Kyokasho NK-B" w:eastAsia="UD Digi Kyokasho NK-B" w:hAnsi="Times New Roman" w:cs="ＭＳ 明朝" w:hint="eastAsia"/>
+          <w:color w:val="000000"/>
+          <w:kern w:val="0"/>
+          <w:sz w:val="22"/>
+        </w:rPr>
+        <w:t xml:space="preserve">（２）骨の強化</w:t>
+      </w:r>
+    </w:p>
+    <w:p>
+      <w:pPr>
+        <w:overflowPunct w:val="0"/>
+        <w:ind w:leftChars="300" w:left="660" w:hangingChars="0" w:hanging="0"/>
+        <w:textAlignment w:val="baseline"/>
+        <w:rPr>
+          <w:rFonts w:ascii="UD Digi Kyokasho NK-B" w:eastAsia="UD Digi Kyokasho NK-B" w:hAnsi="Times New Roman" w:cs="Times New Roman"/>
+          <w:color w:val="000000"/>
+          <w:spacing w:val="10"/>
+          <w:kern w:val="0"/>
+          <w:sz w:val="22"/>
+        </w:rPr>
+      </w:pPr>
+      <w:r>
+        <w:rPr>
+          <w:rFonts w:ascii="UD Digi Kyokasho NK-B" w:eastAsia="UD Digi Kyokasho NK-B" w:hAnsi="Times New Roman" w:cs="ＭＳ 明朝" w:hint="eastAsia"/>
+          <w:color w:val="000000"/>
+          <w:kern w:val="0"/>
+          <w:sz w:val="22"/>
+        </w:rPr>
+        <w:t xml:space="preserve">跳ぶときの衝撃が骨への刺激となる。跳躍運動によって子どもの腰の骨や太ももの付け根の骨の量が増えるという報告があり、成長期は骨が運動の刺激に最もよく反応する時期とされている。</w:t>
+      </w:r>
+    </w:p>
+    <w:p>
+      <w:pPr>
+        <w:overflowPunct w:val="0"/>
+        <w:ind w:leftChars="300" w:left="660" w:hangingChars="300" w:hanging="660"/>
+        <w:textAlignment w:val="baseline"/>
+        <w:rPr>
+          <w:rFonts w:ascii="UD Digi Kyokasho NK-B" w:eastAsia="UD Digi Kyokasho NK-B" w:hAnsi="Times New Roman" w:cs="Times New Roman"/>
+          <w:color w:val="000000"/>
+          <w:spacing w:val="10"/>
+          <w:kern w:val="0"/>
+          <w:sz w:val="22"/>
+        </w:rPr>
+      </w:pPr>
+      <w:r>
+        <w:rPr>
+          <w:rFonts w:ascii="UD Digi Kyokasho NK-B" w:eastAsia="UD Digi Kyokasho NK-B" w:hAnsi="Times New Roman" w:cs="ＭＳ 明朝" w:hint="eastAsia"/>
+          <w:color w:val="000000"/>
+          <w:kern w:val="0"/>
+          <w:sz w:val="22"/>
+        </w:rPr>
+        <w:t xml:space="preserve">（３）調整力・リズム感の向上</w:t>
+      </w:r>
+    </w:p>
+    <w:p>
+      <w:pPr>
+        <w:overflowPunct w:val="0"/>
+        <w:ind w:leftChars="300" w:left="660" w:hangingChars="0" w:hanging="0"/>
+        <w:textAlignment w:val="baseline"/>
+        <w:rPr>
+          <w:rFonts w:ascii="UD Digi Kyokasho NK-B" w:eastAsia="UD Digi Kyokasho NK-B" w:hAnsi="Times New Roman" w:cs="Times New Roman"/>
+          <w:color w:val="000000"/>
+          <w:spacing w:val="10"/>
+          <w:kern w:val="0"/>
+          <w:sz w:val="22"/>
+        </w:rPr>
+      </w:pPr>
+      <w:r>
+        <w:rPr>
+          <w:rFonts w:ascii="UD Digi Kyokasho NK-B" w:eastAsia="UD Digi Kyokasho NK-B" w:hAnsi="Times New Roman" w:cs="ＭＳ 明朝" w:hint="eastAsia"/>
+          <w:color w:val="000000"/>
+          <w:kern w:val="0"/>
+          <w:sz w:val="22"/>
+        </w:rPr>
+        <w:t xml:space="preserve">なわの動きに合わせて跳ぶことで、タイミングを合わせる力や素早さ、体のバランスを保つ力が養われる。</w:t>
+      </w:r>
+    </w:p>
+    <w:p>
+      <w:pPr>
+        <w:overflowPunct w:val="0"/>
+        <w:ind w:leftChars="300" w:left="660" w:hangingChars="300" w:hanging="660"/>
+        <w:textAlignment w:val="baseline"/>
+        <w:rPr>
+          <w:rFonts w:ascii="UD Digi Kyokasho NK-B" w:eastAsia="UD Digi Kyokasho NK-B" w:hAnsi="Times New Roman" w:cs="Times New Roman"/>
+          <w:color w:val="000000"/>
+          <w:spacing w:val="10"/>
+          <w:kern w:val="0"/>
+          <w:sz w:val="22"/>
+        </w:rPr>
+      </w:pPr>
+      <w:r>
+        <w:rPr>
+          <w:rFonts w:ascii="UD Digi Kyokasho NK-B" w:eastAsia="UD Digi Kyokasho NK-B" w:hAnsi="Times New Roman" w:cs="ＭＳ 明朝" w:hint="eastAsia"/>
+          <w:color w:val="000000"/>
+          <w:kern w:val="0"/>
+          <w:sz w:val="22"/>
+        </w:rPr>
+        <w:t xml:space="preserve">（４）手軽に取り組める</w:t>
+      </w:r>
+    </w:p>
+    <w:p>
+      <w:pPr>
+        <w:overflowPunct w:val="0"/>
+        <w:ind w:leftChars="300" w:left="660" w:hangingChars="0" w:hanging="0"/>
+        <w:textAlignment w:val="baseline"/>
+        <w:rPr>
+          <w:rFonts w:ascii="UD Digi Kyokasho NK-B" w:eastAsia="UD Digi Kyokasho NK-B" w:hAnsi="Times New Roman" w:cs="Times New Roman"/>
+          <w:color w:val="000000"/>
+          <w:spacing w:val="10"/>
+          <w:kern w:val="0"/>
+          <w:sz w:val="22"/>
+        </w:rPr>
+      </w:pPr>
+      <w:r>
+        <w:rPr>
+          <w:rFonts w:ascii="UD Digi Kyokasho NK-B" w:eastAsia="UD Digi Kyokasho NK-B" w:hAnsi="Times New Roman" w:cs="ＭＳ 明朝" w:hint="eastAsia"/>
+          <w:color w:val="000000"/>
+          <w:kern w:val="0"/>
+          <w:sz w:val="22"/>
+        </w:rPr>
+        <w:t xml:space="preserve">短い時間、少ない人数、限られた場所でも実施でき、天候の影響も受けにくい。冬期の運動量の確保に適している。</w:t>
+      </w:r>
+    </w:p>
+    <w:p>
+      <w:pPr>
+        <w:overflowPunct w:val="0"/>
+        <w:ind w:leftChars="300" w:left="660" w:hangingChars="300" w:hanging="660"/>
+        <w:textAlignment w:val="baseline"/>
+        <w:rPr>
+          <w:rFonts w:ascii="UD Digi Kyokasho NK-B" w:eastAsia="UD Digi Kyokasho NK-B" w:hAnsi="Times New Roman" w:cs="Times New Roman"/>
+          <w:color w:val="000000"/>
+          <w:spacing w:val="10"/>
+          <w:kern w:val="0"/>
+          <w:sz w:val="22"/>
+        </w:rPr>
+      </w:pPr>
+      <w:r>
+        <w:rPr>
+          <w:rFonts w:ascii="UD Digi Kyokasho NK-B" w:eastAsia="UD Digi Kyokasho NK-B" w:hAnsi="Times New Roman" w:cs="ＭＳ 明朝" w:hint="eastAsia"/>
+          <w:color w:val="000000"/>
+          <w:kern w:val="0"/>
+          <w:sz w:val="22"/>
+        </w:rPr>
+        <w:t xml:space="preserve">（５）意欲・協調性の向上</w:t>
+      </w:r>
+    </w:p>
+    <w:p>
+      <w:pPr>
+        <w:overflowPunct w:val="0"/>
+        <w:ind w:leftChars="300" w:left="660" w:hangingChars="0" w:hanging="0"/>
+        <w:textAlignment w:val="baseline"/>
+        <w:rPr>
+          <w:rFonts w:ascii="UD Digi Kyokasho NK-B" w:eastAsia="UD Digi Kyokasho NK-B" w:hAnsi="Times New Roman" w:cs="Times New Roman"/>
+          <w:color w:val="000000"/>
+          <w:spacing w:val="10"/>
+          <w:kern w:val="0"/>
+          <w:sz w:val="22"/>
+        </w:rPr>
+      </w:pPr>
+      <w:r>
+        <w:rPr>
+          <w:rFonts w:ascii="UD Digi Kyokasho NK-B" w:eastAsia="UD Digi Kyokasho NK-B" w:hAnsi="Times New Roman" w:cs="ＭＳ 明朝" w:hint="eastAsia"/>
+          <w:color w:val="000000"/>
+          <w:kern w:val="0"/>
+          <w:sz w:val="22"/>
+        </w:rPr>
+        <w:t xml:space="preserve">記録の伸びが目に見えるため、意欲を持続しやすい。長なわ跳びでは、学級の友達と協力する態度や一体感が育まれる。</w:t>
+      </w:r>
+    </w:p>
+    <w:p>
+      <w:pPr>
+        <w:overflowPunct w:val="0"/>
+        <w:ind w:leftChars="200" w:left="440" w:hangingChars="200" w:hanging="440"/>
+        <w:textAlignment w:val="baseline"/>
+        <w:rPr>
+          <w:rFonts w:ascii="UD Digi Kyokasho NK-B" w:eastAsia="UD Digi Kyokasho NK-B" w:hAnsi="Times New Roman" w:cs="Times New Roman"/>
+          <w:color w:val="000000"/>
+          <w:spacing w:val="10"/>
+          <w:kern w:val="0"/>
+          <w:sz w:val="22"/>
+        </w:rPr>
+      </w:pPr>
+      <w:r>
+        <w:rPr>
+          <w:rFonts w:ascii="UD Digi Kyokasho NK-B" w:eastAsia="UD Digi Kyokasho NK-B" w:hAnsi="Times New Roman" w:cs="ＭＳ 明朝" w:hint="eastAsia"/>
+          <w:color w:val="000000"/>
+          <w:kern w:val="0"/>
+          <w:sz w:val="22"/>
+        </w:rPr>
+        <w:t xml:space="preserve">※　体型（肥満傾向）の改善については、通常の体育学習と比べて明確な差が見られなかった研究もある。なわとびを運動量を確保する手段として位置付け、継続して取り組むことが大切である。</w:t>
       </w:r>
     </w:p>
     <w:sectPr>
